--- a/chapters/abstract.docx
+++ b/chapters/abstract.docx
@@ -69,7 +69,7 @@
           <w:i w:val="0"/>
           <w:sz w:val="24"/>
         </w:rPr>
-        <w:t>Background. The internet and social media platforms have become primary sources of physical activity (PA) information for the general public. However, the quality of this information varies considerably across platforms, and no study has simultaneously compared traditional websites, YouTube, TikTok, and Instagram using standardised quality assessment instruments.</w:t>
+        <w:t>Background. The internet and social media platforms have become primary sources of physical activity (PA) information for the general public. However, the quality of this information varies across platforms, and no study has simultaneously compared traditional websites, YouTube, TikTok, and Instagram using standardised quality assessment instruments for PA content.</w:t>
       </w:r>
     </w:p>
     <w:p>
@@ -114,7 +114,7 @@
           <w:i w:val="0"/>
           <w:sz w:val="24"/>
         </w:rPr>
-        <w:t>Results. A significant quality gradient was observed across platforms, H(3) = 136.58, p &lt; .001, η² = .68. Traditional websites scored highest (Mdn = 48, Fair), followed by YouTube (Mdn = 39, Poor–Fair), TikTok (Mdn = 31, Poor), and Instagram (Mdn = 21, Very Poor). All six pairwise comparisons were statistically significant (p &lt; .001). JAMA compliance was universally low (M = 1.4/4 criteria met). Professional creators produced higher-quality content than non-professionals (p = .033), though the effect was small (r = −.204). Engagement metrics bore no meaningful relationship to information quality (views–DISCERN: ρ = .017, p = .894). Inter-rater reliability was excellent (ICC = 0.994).</w:t>
+        <w:t>Results. A significant quality gradient was observed across platforms, H(3) = 93.84, p &lt; .001, with a large effect size (η² = .46). Traditional websites scored highest (Mdn = 48.5, Fair), followed by YouTube (Mdn = 42.0, Fair), TikTok (Mdn = 35.0, Poor), and Instagram (Mdn = 27.5, Poor–Very Poor). Five of six pairwise comparisons were significant at p &lt; .001; the Website–YouTube difference reached p = .038. JAMA compliance was universally low (M = 1.4/4 criteria met). When individual creator types were compared, a significant effect emerged (H = 11.26, p = .024), with healthcare professionals and certified fitness professionals scoring highest (Mdn = 41.0) and general users lowest (Mdn = 33.0). Views bore no relationship to information quality (ρ = −.073, p = .571). Inter-rater reliability was excellent (ICC = 0.932, 95% CI [.870, .960]).</w:t>
       </w:r>
     </w:p>
     <w:p>
@@ -129,7 +129,7 @@
           <w:i w:val="0"/>
           <w:sz w:val="24"/>
         </w:rPr>
-        <w:t>Conclusions. Physical activity information quality varies dramatically across digital platforms, with social media—particularly Instagram and TikTok—providing substantially lower-quality content than traditional websites. The absence of any relationship between engagement and quality suggests that platform algorithms do not promote accurate health information. Multi-stakeholder interventions targeting platform design, creator education, and consumer health literacy are needed to improve the quality of PA information in the digital ecosystem.</w:t>
+        <w:t>Conclusions. Physical activity information quality varies substantially across digital platforms, with social media—particularly Instagram and TikTok—providing lower-quality content than traditional websites. The absence of any relationship between view counts and quality suggests that platform algorithms do not promote accurate health information. Multi-stakeholder interventions targeting platform design, creator education, and consumer health literacy are needed to improve the quality of PA information in the digital ecosystem.</w:t>
       </w:r>
     </w:p>
     <w:p>

--- a/chapters/abstract.docx
+++ b/chapters/abstract.docx
@@ -69,7 +69,7 @@
           <w:i w:val="0"/>
           <w:sz w:val="24"/>
         </w:rPr>
-        <w:t>Background. The internet and social media platforms have become primary sources of physical activity (PA) information for the general public. However, the quality of this information varies across platforms, and no study has simultaneously compared traditional websites, YouTube, TikTok, and Instagram using standardised quality assessment instruments for PA content.</w:t>
+        <w:t>Background. The internet and social media platforms have become primary sources of physical activity (PA) information for the general public. However, the quality of this information varies considerably across platforms, and no study has simultaneously compared traditional websites, YouTube, TikTok, and Instagram using standardised quality assessment instruments.</w:t>
       </w:r>
     </w:p>
     <w:p>
@@ -114,7 +114,7 @@
           <w:i w:val="0"/>
           <w:sz w:val="24"/>
         </w:rPr>
-        <w:t>Results. A significant quality gradient was observed across platforms, H(3) = 93.84, p &lt; .001, with a large effect size (η² = .46). Traditional websites scored highest (Mdn = 48.5, Fair), followed by YouTube (Mdn = 42.0, Fair), TikTok (Mdn = 35.0, Poor), and Instagram (Mdn = 27.5, Poor–Very Poor). Five of six pairwise comparisons were significant at p &lt; .001; the Website–YouTube difference reached p = .038. JAMA compliance was universally low (M = 1.4/4 criteria met). When individual creator types were compared, a significant effect emerged (H = 11.26, p = .024), with healthcare professionals and certified fitness professionals scoring highest (Mdn = 41.0) and general users lowest (Mdn = 33.0). Views bore no relationship to information quality (ρ = −.073, p = .571). Inter-rater reliability was excellent (ICC = 0.932, 95% CI [.870, .960]).</w:t>
+        <w:t>Results. A significant quality gradient was observed across platforms, H(3) = 93.84, p &lt; .001, η² ≈ .46 (large effect). Traditional websites scored highest (Mdn = 48.5, Fair), followed by YouTube (Mdn = 42.0, Fair), TikTok (Mdn = 35.0, Poor), and Instagram (Mdn = 27.5, Poor–Very Poor). All six pairwise comparisons were statistically significant (p &lt; .05), though the website–YouTube contrast was more modest (p = .038). JAMA compliance was universally low (M = 1.4/4 criteria met). A five-category creator type analysis was significant (H[4] = 11.26, p = .024), though the binary professional versus non-professional comparison was not (p = .094). Within-platform engagement–quality correlations were generally non-significant, and the apparent overall positive correlation between likes and quality was identified as a Simpson’s paradox artefact. Inter-rater reliability was excellent (ICC = 0.932, 95% CI [0.870, 0.960]).</w:t>
       </w:r>
     </w:p>
     <w:p>
@@ -129,7 +129,7 @@
           <w:i w:val="0"/>
           <w:sz w:val="24"/>
         </w:rPr>
-        <w:t>Conclusions. Physical activity information quality varies substantially across digital platforms, with social media—particularly Instagram and TikTok—providing lower-quality content than traditional websites. The absence of any relationship between view counts and quality suggests that platform algorithms do not promote accurate health information. Multi-stakeholder interventions targeting platform design, creator education, and consumer health literacy are needed to improve the quality of PA information in the digital ecosystem.</w:t>
+        <w:t>Conclusions. Physical activity information quality differs substantially across digital platforms, with short-form social media—particularly Instagram and TikTok—providing lower-quality content than traditional websites. Engagement metrics do not appear to reliably indicate information quality within platforms, suggesting that popular content is not necessarily accurate content. These findings highlight the need for multi-stakeholder interventions targeting platform design, creator education, and consumer health literacy to improve the quality of PA information in the digital ecosystem.</w:t>
       </w:r>
     </w:p>
     <w:p>
